--- a/sunum/EAETIS_Sunum_Konusma_Metni.docx
+++ b/sunum/EAETIS_Sunum_Konusma_Metni.docx
@@ -566,7 +566,7 @@
           <w:color w:val="101826"/>
           <w:sz w:val="23"/>
         </w:rPr>
-        <w:t>Ağdan firmware güncellemek için START_IAP, FW_DATA, END_IAP adımlarından oluşan basit bir protokol yazdım; her parça CRC32 ile doğrulanıyor. Burada en çok zorlandığım yer, yeni firmware'e atlama anıydı: ilk denemede kart anında HardFault'a düşüyordu, çünkü atlarken hâlâ çalışan Ethernet DMA'sı ve SysTick kesmeleri, yeni uygulamanın henüz kurmadığı bir vektör tablosuna düşüyordu. Çözüm, atlamadan hemen önce Ethernet'i durdurup tüm kesmeleri kapatmak oldu. Önemli bir güvenlik notu: bu mekanizmada kimlik doğrulama yok, sadece bütünlük kontrolü var, bu yüzden varsayılan olarak kapalı tutuyorum.</w:t>
+        <w:t>Ağdan firmware güncellemek için START_IAP, FW_DATA, END_IAP adımlarından oluşan basit bir protokol yazdım; her parça CRC32 ile doğrulanıyor. Burada en çok zorlandığım yer, yeni firmware'e atlama anıydı: ilk denemede kart anında HardFault'a düşüyordu, çünkü atlarken hâlâ çalışan Ethernet DMA'sı ve SysTick kesmeleri, yeni uygulamanın henüz kurmadığı bir vektör tablosuna düşüyordu. Çözüm, atlamadan hemen önce Ethernet'i durdurup tüm kesmeleri kapatmak oldu. Önemli bir güvenlik notu: bu mekanizmada kimlik doğrulama yok, sadece bütünlük kontrolü var, bu yüzden varsayılan olarak kapalı tutuyorum. Sağdaki ekran görüntüsü bunun gerçek bir çalıştırmasını gösteriyor: küçük bir LED test firmware'i yüklendi, kart tüm parçaları alıp CRC32'yi doğruladı ve FLASH_SUCCESS|JUMP_OK ile yeni uygulamaya atladı — LED beklendiği gibi yanıp söndü.</w:t>
       </w:r>
     </w:p>
     <w:tbl>
@@ -626,7 +626,7 @@
           <w:color w:val="101826"/>
           <w:sz w:val="23"/>
         </w:rPr>
-        <w:t>Geliştirdiğim arayüzün yedi sekmesi var: kart değişkenlerini otomatik keşfedip izleyen bir sekme, ping ile gecikme ölçen bir sekme, serbest komut için bir UDP konsolu, PHY/DMA register'larını gösteren bir teşhis ekranı, performans ve jitter ölçen bir sekme, hata enjeksiyonu ve bootloader sekmesi. Kart yeni bir değişken kaydettiğinde arayüz onu elle tanımlamaya gerek kalmadan otomatik buluyor.</w:t>
+        <w:t>Geliştirdiğim arayüzün yedi sekmesi var: kart değişkenlerini otomatik keşfedip izleyen bir sekme, ping ile gecikme ölçen bir sekme, serbest komut için bir UDP konsolu, PHY/DMA register'larını gösteren bir teşhis ekranı, performans ve jitter ölçen bir sekme, hata enjeksiyonu ve bootloader sekmesi. Kart yeni bir değişken kaydettiğinde arayüz onu elle tanımlamaya gerek kalmadan otomatik buluyor. Soldaki ekran görüntüsü gerçek bir kayıttan: kart açılınca beş değişkeni (sıcaklık, besleme gerilimi, çalışma süresi, nem, led) kendisi keşfetti, değerleri canlı grafikte izliyorum ve olay günlüğünde kartın 0.39 milisaniyede yanıt verdiğini görüyorum — yani bu, gerçekten karttan canlı veri okuyan çalışan bir sistem.</w:t>
       </w:r>
     </w:p>
     <w:tbl>
